--- a/test.docx
+++ b/test.docx
@@ -5,7 +5,7 @@
     <w:p>
       <w:pPr>
         <w:rPr>
-          <w:rFonts w:hint="eastAsia" w:eastAsiaTheme="minorEastAsia"/>
+          <w:rFonts w:hint="default" w:eastAsiaTheme="minorEastAsia"/>
           <w:lang w:val="en-US" w:eastAsia="zh-CN"/>
         </w:rPr>
       </w:pPr>
@@ -14,7 +14,7 @@
           <w:rFonts w:hint="eastAsia"/>
           <w:lang w:val="en-US" w:eastAsia="zh-CN"/>
         </w:rPr>
-        <w:t>年后上的飞机啊回复饥荒艰苦奋斗</w:t>
+        <w:t>年后上的飞机啊回复饥荒艰苦奋斗sadvgadfgvsdfbsfdnh</w:t>
       </w:r>
       <w:bookmarkStart w:id="0" w:name="_GoBack"/>
       <w:bookmarkEnd w:id="0"/>

--- a/test.docx
+++ b/test.docx
@@ -14,7 +14,7 @@
           <w:rFonts w:hint="eastAsia"/>
           <w:lang w:val="en-US" w:eastAsia="zh-CN"/>
         </w:rPr>
-        <w:t>年后上的飞机啊回复饥荒艰苦奋斗sadvgadfgvsdfbsfdnh</w:t>
+        <w:t>年后上的飞机啊回复饥荒艰苦奋斗sadvgadfgvsdfbsfdnhdsfgdherhbdrh4444444444444444444444444444444444</w:t>
       </w:r>
       <w:bookmarkStart w:id="0" w:name="_GoBack"/>
       <w:bookmarkEnd w:id="0"/>
